--- a/JCPA_tables_FINAL.docx
+++ b/JCPA_tables_FINAL.docx
@@ -2983,7 +2983,7 @@
           </w:tcPr>
           <w:p>
             <w:r>
-              <w:t>-0.013 to -0.001</w:t>
+              <w:t>-0.014 to -0.001</w:t>
             </w:r>
           </w:p>
         </w:tc>
@@ -6290,7 +6290,7 @@
           </w:tcPr>
           <w:p>
             <w:r>
-              <w:t>0.029300435978957</w:t>
+              <w:t>0.0293004359789378</w:t>
             </w:r>
           </w:p>
         </w:tc>
@@ -6300,7 +6300,7 @@
           </w:tcPr>
           <w:p>
             <w:r>
-              <w:t>0.1839369039357427</w:t>
+              <w:t>0.1839369029359153</w:t>
             </w:r>
           </w:p>
         </w:tc>
@@ -6310,7 +6310,7 @@
           </w:tcPr>
           <w:p>
             <w:r>
-              <w:t>-0.0106632246883388</w:t>
+              <w:t>-0.0106632202853943</w:t>
             </w:r>
           </w:p>
         </w:tc>
@@ -6352,7 +6352,7 @@
           </w:tcPr>
           <w:p>
             <w:r>
-              <w:t>0.0097976486916118</w:t>
+              <w:t>0.0097976486915868</w:t>
             </w:r>
           </w:p>
         </w:tc>
@@ -6362,7 +6362,7 @@
           </w:tcPr>
           <w:p>
             <w:r>
-              <w:t>0.0816468772883595</w:t>
+              <w:t>0.0816468760361608</w:t>
             </w:r>
           </w:p>
         </w:tc>
@@ -6372,7 +6372,7 @@
           </w:tcPr>
           <w:p>
             <w:r>
-              <w:t>0.0551197205542313</w:t>
+              <w:t>0.0551197222469218</w:t>
             </w:r>
           </w:p>
         </w:tc>
@@ -6414,7 +6414,7 @@
           </w:tcPr>
           <w:p>
             <w:r>
-              <w:t>0.0884818531209874</w:t>
+              <w:t>0.0884818531208004</w:t>
             </w:r>
           </w:p>
         </w:tc>
@@ -6424,7 +6424,7 @@
           </w:tcPr>
           <w:p>
             <w:r>
-              <w:t>0.2043825464261744</w:t>
+              <w:t>0.2043826907729224</w:t>
             </w:r>
           </w:p>
         </w:tc>
@@ -6434,7 +6434,7 @@
           </w:tcPr>
           <w:p>
             <w:r>
-              <w:t>-0.1279506017217466</w:t>
+              <w:t>-0.1279509738692234</w:t>
             </w:r>
           </w:p>
         </w:tc>
@@ -6476,7 +6476,7 @@
           </w:tcPr>
           <w:p>
             <w:r>
-              <w:t>0.0593407198567986</w:t>
+              <w:t>0.0593407198568021</w:t>
             </w:r>
           </w:p>
         </w:tc>
@@ -6486,7 +6486,7 @@
           </w:tcPr>
           <w:p>
             <w:r>
-              <w:t>0.164491604408235</w:t>
+              <w:t>0.1644916020423305</w:t>
             </w:r>
           </w:p>
         </w:tc>
@@ -6496,7 +6496,7 @@
           </w:tcPr>
           <w:p>
             <w:r>
-              <w:t>-0.1516691457422756</w:t>
+              <w:t>-0.1516691449521056</w:t>
             </w:r>
           </w:p>
         </w:tc>
@@ -6538,7 +6538,7 @@
           </w:tcPr>
           <w:p>
             <w:r>
-              <w:t>0.0444060903046035</w:t>
+              <w:t>0.0444060903046119</w:t>
             </w:r>
           </w:p>
         </w:tc>
@@ -6548,7 +6548,7 @@
           </w:tcPr>
           <w:p>
             <w:r>
-              <w:t>0.1480735301319032</w:t>
+              <w:t>0.148073524583365</w:t>
             </w:r>
           </w:p>
         </w:tc>
@@ -6558,7 +6558,7 @@
           </w:tcPr>
           <w:p>
             <w:r>
-              <w:t>0.0831437221720144</w:t>
+              <w:t>0.0831437141637636</w:t>
             </w:r>
           </w:p>
         </w:tc>
@@ -6600,7 +6600,7 @@
           </w:tcPr>
           <w:p>
             <w:r>
-              <w:t>0.1444174894492097</w:t>
+              <w:t>0.1444174894492124</w:t>
             </w:r>
           </w:p>
         </w:tc>
@@ -6610,7 +6610,7 @@
           </w:tcPr>
           <w:p>
             <w:r>
-              <w:t>0.3036512375095741</w:t>
+              <w:t>0.3036511289006508</w:t>
             </w:r>
           </w:p>
         </w:tc>
@@ -6620,7 +6620,7 @@
           </w:tcPr>
           <w:p>
             <w:r>
-              <w:t>-0.2680256930368754</w:t>
+              <w:t>-0.2680255705173741</w:t>
             </w:r>
           </w:p>
         </w:tc>
@@ -6662,7 +6662,7 @@
           </w:tcPr>
           <w:p>
             <w:r>
-              <w:t>0.0489068465462905</w:t>
+              <w:t>0.0489068465462831</w:t>
             </w:r>
           </w:p>
         </w:tc>
@@ -6672,7 +6672,7 @@
           </w:tcPr>
           <w:p>
             <w:r>
-              <w:t>0.2571351516004428</w:t>
+              <w:t>0.2571351506549926</w:t>
             </w:r>
           </w:p>
         </w:tc>
@@ -6682,7 +6682,7 @@
           </w:tcPr>
           <w:p>
             <w:r>
-              <w:t>-0.1909625167259772</w:t>
+              <w:t>-0.1909625137928648</w:t>
             </w:r>
           </w:p>
         </w:tc>
@@ -6724,7 +6724,7 @@
           </w:tcPr>
           <w:p>
             <w:r>
-              <w:t>0.0043825333785589</w:t>
+              <w:t>0.004382533378559</w:t>
             </w:r>
           </w:p>
         </w:tc>
@@ -6734,7 +6734,7 @@
           </w:tcPr>
           <w:p>
             <w:r>
-              <w:t>0.1800522918063515</w:t>
+              <w:t>0.1800522917924872</w:t>
             </w:r>
           </w:p>
         </w:tc>
@@ -6744,7 +6744,7 @@
           </w:tcPr>
           <w:p>
             <w:r>
-              <w:t>-0.0984116620871223</w:t>
+              <w:t>-0.098411662199711</w:t>
             </w:r>
           </w:p>
         </w:tc>
@@ -6786,7 +6786,7 @@
           </w:tcPr>
           <w:p>
             <w:r>
-              <w:t>0.1826943753700612</w:t>
+              <w:t>0.1826943753700668</w:t>
             </w:r>
           </w:p>
         </w:tc>
@@ -6796,7 +6796,7 @@
           </w:tcPr>
           <w:p>
             <w:r>
-              <w:t>0.2488059137391605</w:t>
+              <w:t>0.2488059139201824</w:t>
             </w:r>
           </w:p>
         </w:tc>
@@ -6806,7 +6806,7 @@
           </w:tcPr>
           <w:p>
             <w:r>
-              <w:t>-0.1367370322694726</w:t>
+              <w:t>-0.1367370317019828</w:t>
             </w:r>
           </w:p>
         </w:tc>
@@ -6848,7 +6848,7 @@
           </w:tcPr>
           <w:p>
             <w:r>
-              <w:t>0.0168998085544814</w:t>
+              <w:t>0.0168998085544957</w:t>
             </w:r>
           </w:p>
         </w:tc>
@@ -6858,7 +6858,7 @@
           </w:tcPr>
           <w:p>
             <w:r>
-              <w:t>0.1182144357751331</w:t>
+              <w:t>0.1182144350993184</w:t>
             </w:r>
           </w:p>
         </w:tc>
@@ -6868,7 +6868,7 @@
           </w:tcPr>
           <w:p>
             <w:r>
-              <w:t>-0.0265778278315405</w:t>
+              <w:t>-0.0265778280351051</w:t>
             </w:r>
           </w:p>
         </w:tc>

--- a/JCPA_tables_FINAL.docx
+++ b/JCPA_tables_FINAL.docx
@@ -20,9 +20,16 @@
     </w:p>
     <w:tbl>
       <w:tblPr>
-        <w:tblStyle w:val="TableGrid"/>
         <w:tblW w:type="auto" w:w="0"/>
         <w:tblLook w:firstColumn="1" w:firstRow="1" w:lastColumn="0" w:lastRow="0" w:noHBand="0" w:noVBand="1" w:val="04A0"/>
+        <w:tblBorders>
+          <w:top w:val="single" w:sz="8"/>
+          <w:left w:val="none"/>
+          <w:bottom w:val="single" w:sz="8"/>
+          <w:right w:val="none"/>
+          <w:insideH w:val="none"/>
+          <w:insideV w:val="none"/>
+        </w:tblBorders>
       </w:tblPr>
       <w:tblGrid>
         <w:gridCol w:w="1378"/>
@@ -37,6 +44,9 @@
         <w:tc>
           <w:tcPr>
             <w:tcW w:type="dxa" w:w="1378"/>
+            <w:tcBorders>
+              <w:bottom w:val="single" w:sz="8"/>
+            </w:tcBorders>
           </w:tcPr>
           <w:p>
             <w:r>
@@ -47,6 +57,9 @@
         <w:tc>
           <w:tcPr>
             <w:tcW w:type="dxa" w:w="1378"/>
+            <w:tcBorders>
+              <w:bottom w:val="single" w:sz="8"/>
+            </w:tcBorders>
           </w:tcPr>
           <w:p>
             <w:r>
@@ -57,6 +70,9 @@
         <w:tc>
           <w:tcPr>
             <w:tcW w:type="dxa" w:w="1378"/>
+            <w:tcBorders>
+              <w:bottom w:val="single" w:sz="8"/>
+            </w:tcBorders>
           </w:tcPr>
           <w:p>
             <w:r>
@@ -67,6 +83,9 @@
         <w:tc>
           <w:tcPr>
             <w:tcW w:type="dxa" w:w="1378"/>
+            <w:tcBorders>
+              <w:bottom w:val="single" w:sz="8"/>
+            </w:tcBorders>
           </w:tcPr>
           <w:p>
             <w:r>
@@ -77,6 +96,9 @@
         <w:tc>
           <w:tcPr>
             <w:tcW w:type="dxa" w:w="1378"/>
+            <w:tcBorders>
+              <w:bottom w:val="single" w:sz="8"/>
+            </w:tcBorders>
           </w:tcPr>
           <w:p>
             <w:r>
@@ -87,6 +109,9 @@
         <w:tc>
           <w:tcPr>
             <w:tcW w:type="dxa" w:w="1378"/>
+            <w:tcBorders>
+              <w:bottom w:val="single" w:sz="8"/>
+            </w:tcBorders>
           </w:tcPr>
           <w:p>
             <w:r>
@@ -97,6 +122,9 @@
         <w:tc>
           <w:tcPr>
             <w:tcW w:type="dxa" w:w="1378"/>
+            <w:tcBorders>
+              <w:bottom w:val="single" w:sz="8"/>
+            </w:tcBorders>
           </w:tcPr>
           <w:p>
             <w:r>
@@ -764,9 +792,16 @@
     </w:p>
     <w:tbl>
       <w:tblPr>
-        <w:tblStyle w:val="TableGrid"/>
         <w:tblW w:type="auto" w:w="0"/>
         <w:tblLook w:firstColumn="1" w:firstRow="1" w:lastColumn="0" w:lastRow="0" w:noHBand="0" w:noVBand="1" w:val="04A0"/>
+        <w:tblBorders>
+          <w:top w:val="single" w:sz="8"/>
+          <w:left w:val="none"/>
+          <w:bottom w:val="single" w:sz="8"/>
+          <w:right w:val="none"/>
+          <w:insideH w:val="none"/>
+          <w:insideV w:val="none"/>
+        </w:tblBorders>
       </w:tblPr>
       <w:tblGrid>
         <w:gridCol w:w="1206"/>
@@ -782,6 +817,9 @@
         <w:tc>
           <w:tcPr>
             <w:tcW w:type="dxa" w:w="1206"/>
+            <w:tcBorders>
+              <w:bottom w:val="single" w:sz="8"/>
+            </w:tcBorders>
           </w:tcPr>
           <w:p>
             <w:r>
@@ -792,6 +830,9 @@
         <w:tc>
           <w:tcPr>
             <w:tcW w:type="dxa" w:w="1206"/>
+            <w:tcBorders>
+              <w:bottom w:val="single" w:sz="8"/>
+            </w:tcBorders>
           </w:tcPr>
           <w:p>
             <w:r>
@@ -802,6 +843,9 @@
         <w:tc>
           <w:tcPr>
             <w:tcW w:type="dxa" w:w="1206"/>
+            <w:tcBorders>
+              <w:bottom w:val="single" w:sz="8"/>
+            </w:tcBorders>
           </w:tcPr>
           <w:p>
             <w:r>
@@ -812,6 +856,9 @@
         <w:tc>
           <w:tcPr>
             <w:tcW w:type="dxa" w:w="1206"/>
+            <w:tcBorders>
+              <w:bottom w:val="single" w:sz="8"/>
+            </w:tcBorders>
           </w:tcPr>
           <w:p>
             <w:r>
@@ -822,6 +869,9 @@
         <w:tc>
           <w:tcPr>
             <w:tcW w:type="dxa" w:w="1206"/>
+            <w:tcBorders>
+              <w:bottom w:val="single" w:sz="8"/>
+            </w:tcBorders>
           </w:tcPr>
           <w:p>
             <w:r>
@@ -832,6 +882,9 @@
         <w:tc>
           <w:tcPr>
             <w:tcW w:type="dxa" w:w="1206"/>
+            <w:tcBorders>
+              <w:bottom w:val="single" w:sz="8"/>
+            </w:tcBorders>
           </w:tcPr>
           <w:p>
             <w:r>
@@ -842,6 +895,9 @@
         <w:tc>
           <w:tcPr>
             <w:tcW w:type="dxa" w:w="1206"/>
+            <w:tcBorders>
+              <w:bottom w:val="single" w:sz="8"/>
+            </w:tcBorders>
           </w:tcPr>
           <w:p>
             <w:r>
@@ -852,6 +908,9 @@
         <w:tc>
           <w:tcPr>
             <w:tcW w:type="dxa" w:w="1206"/>
+            <w:tcBorders>
+              <w:bottom w:val="single" w:sz="8"/>
+            </w:tcBorders>
           </w:tcPr>
           <w:p>
             <w:r>
@@ -1855,9 +1914,16 @@
     </w:p>
     <w:tbl>
       <w:tblPr>
-        <w:tblStyle w:val="TableGrid"/>
         <w:tblW w:type="auto" w:w="0"/>
         <w:tblLook w:firstColumn="1" w:firstRow="1" w:lastColumn="0" w:lastRow="0" w:noHBand="0" w:noVBand="1" w:val="04A0"/>
+        <w:tblBorders>
+          <w:top w:val="single" w:sz="8"/>
+          <w:left w:val="none"/>
+          <w:bottom w:val="single" w:sz="8"/>
+          <w:right w:val="none"/>
+          <w:insideH w:val="none"/>
+          <w:insideV w:val="none"/>
+        </w:tblBorders>
       </w:tblPr>
       <w:tblGrid>
         <w:gridCol w:w="1930"/>
@@ -1870,6 +1936,9 @@
         <w:tc>
           <w:tcPr>
             <w:tcW w:type="dxa" w:w="1930"/>
+            <w:tcBorders>
+              <w:bottom w:val="single" w:sz="8"/>
+            </w:tcBorders>
           </w:tcPr>
           <w:p>
             <w:r>
@@ -1880,6 +1949,9 @@
         <w:tc>
           <w:tcPr>
             <w:tcW w:type="dxa" w:w="1930"/>
+            <w:tcBorders>
+              <w:bottom w:val="single" w:sz="8"/>
+            </w:tcBorders>
           </w:tcPr>
           <w:p>
             <w:r>
@@ -1890,6 +1962,9 @@
         <w:tc>
           <w:tcPr>
             <w:tcW w:type="dxa" w:w="1930"/>
+            <w:tcBorders>
+              <w:bottom w:val="single" w:sz="8"/>
+            </w:tcBorders>
           </w:tcPr>
           <w:p>
             <w:r>
@@ -1900,6 +1975,9 @@
         <w:tc>
           <w:tcPr>
             <w:tcW w:type="dxa" w:w="1930"/>
+            <w:tcBorders>
+              <w:bottom w:val="single" w:sz="8"/>
+            </w:tcBorders>
           </w:tcPr>
           <w:p>
             <w:r>
@@ -1910,6 +1988,9 @@
         <w:tc>
           <w:tcPr>
             <w:tcW w:type="dxa" w:w="1930"/>
+            <w:tcBorders>
+              <w:bottom w:val="single" w:sz="8"/>
+            </w:tcBorders>
           </w:tcPr>
           <w:p>
             <w:r>
@@ -2605,9 +2686,16 @@
     </w:p>
     <w:tbl>
       <w:tblPr>
-        <w:tblStyle w:val="TableGrid"/>
         <w:tblW w:type="auto" w:w="0"/>
         <w:tblLook w:firstColumn="1" w:firstRow="1" w:lastColumn="0" w:lastRow="0" w:noHBand="0" w:noVBand="1" w:val="04A0"/>
+        <w:tblBorders>
+          <w:top w:val="single" w:sz="8"/>
+          <w:left w:val="none"/>
+          <w:bottom w:val="single" w:sz="8"/>
+          <w:right w:val="none"/>
+          <w:insideH w:val="none"/>
+          <w:insideV w:val="none"/>
+        </w:tblBorders>
       </w:tblPr>
       <w:tblGrid>
         <w:gridCol w:w="1072"/>
@@ -2624,6 +2712,9 @@
         <w:tc>
           <w:tcPr>
             <w:tcW w:type="dxa" w:w="1072"/>
+            <w:tcBorders>
+              <w:bottom w:val="single" w:sz="8"/>
+            </w:tcBorders>
           </w:tcPr>
           <w:p>
             <w:r>
@@ -2634,6 +2725,9 @@
         <w:tc>
           <w:tcPr>
             <w:tcW w:type="dxa" w:w="1072"/>
+            <w:tcBorders>
+              <w:bottom w:val="single" w:sz="8"/>
+            </w:tcBorders>
           </w:tcPr>
           <w:p>
             <w:r>
@@ -2644,6 +2738,9 @@
         <w:tc>
           <w:tcPr>
             <w:tcW w:type="dxa" w:w="1072"/>
+            <w:tcBorders>
+              <w:bottom w:val="single" w:sz="8"/>
+            </w:tcBorders>
           </w:tcPr>
           <w:p>
             <w:r>
@@ -2654,6 +2751,9 @@
         <w:tc>
           <w:tcPr>
             <w:tcW w:type="dxa" w:w="1072"/>
+            <w:tcBorders>
+              <w:bottom w:val="single" w:sz="8"/>
+            </w:tcBorders>
           </w:tcPr>
           <w:p>
             <w:r>
@@ -2664,6 +2764,9 @@
         <w:tc>
           <w:tcPr>
             <w:tcW w:type="dxa" w:w="1072"/>
+            <w:tcBorders>
+              <w:bottom w:val="single" w:sz="8"/>
+            </w:tcBorders>
           </w:tcPr>
           <w:p>
             <w:r>
@@ -2674,6 +2777,9 @@
         <w:tc>
           <w:tcPr>
             <w:tcW w:type="dxa" w:w="1072"/>
+            <w:tcBorders>
+              <w:bottom w:val="single" w:sz="8"/>
+            </w:tcBorders>
           </w:tcPr>
           <w:p>
             <w:r>
@@ -2684,6 +2790,9 @@
         <w:tc>
           <w:tcPr>
             <w:tcW w:type="dxa" w:w="1072"/>
+            <w:tcBorders>
+              <w:bottom w:val="single" w:sz="8"/>
+            </w:tcBorders>
           </w:tcPr>
           <w:p>
             <w:r>
@@ -2694,6 +2803,9 @@
         <w:tc>
           <w:tcPr>
             <w:tcW w:type="dxa" w:w="1072"/>
+            <w:tcBorders>
+              <w:bottom w:val="single" w:sz="8"/>
+            </w:tcBorders>
           </w:tcPr>
           <w:p>
             <w:r>
@@ -2704,6 +2816,9 @@
         <w:tc>
           <w:tcPr>
             <w:tcW w:type="dxa" w:w="1072"/>
+            <w:tcBorders>
+              <w:bottom w:val="single" w:sz="8"/>
+            </w:tcBorders>
           </w:tcPr>
           <w:p>
             <w:r>
@@ -3459,9 +3574,16 @@
     </w:p>
     <w:tbl>
       <w:tblPr>
-        <w:tblStyle w:val="TableGrid"/>
         <w:tblW w:type="auto" w:w="0"/>
         <w:tblLook w:firstColumn="1" w:firstRow="1" w:lastColumn="0" w:lastRow="0" w:noHBand="0" w:noVBand="1" w:val="04A0"/>
+        <w:tblBorders>
+          <w:top w:val="single" w:sz="8"/>
+          <w:left w:val="none"/>
+          <w:bottom w:val="single" w:sz="8"/>
+          <w:right w:val="none"/>
+          <w:insideH w:val="none"/>
+          <w:insideV w:val="none"/>
+        </w:tblBorders>
       </w:tblPr>
       <w:tblGrid>
         <w:gridCol w:w="2412"/>
@@ -3473,6 +3595,9 @@
         <w:tc>
           <w:tcPr>
             <w:tcW w:type="dxa" w:w="2412"/>
+            <w:tcBorders>
+              <w:bottom w:val="single" w:sz="8"/>
+            </w:tcBorders>
           </w:tcPr>
           <w:p>
             <w:r>
@@ -3483,6 +3608,9 @@
         <w:tc>
           <w:tcPr>
             <w:tcW w:type="dxa" w:w="2412"/>
+            <w:tcBorders>
+              <w:bottom w:val="single" w:sz="8"/>
+            </w:tcBorders>
           </w:tcPr>
           <w:p>
             <w:r>
@@ -3493,6 +3621,9 @@
         <w:tc>
           <w:tcPr>
             <w:tcW w:type="dxa" w:w="2412"/>
+            <w:tcBorders>
+              <w:bottom w:val="single" w:sz="8"/>
+            </w:tcBorders>
           </w:tcPr>
           <w:p>
             <w:r>
@@ -3503,6 +3634,9 @@
         <w:tc>
           <w:tcPr>
             <w:tcW w:type="dxa" w:w="2412"/>
+            <w:tcBorders>
+              <w:bottom w:val="single" w:sz="8"/>
+            </w:tcBorders>
           </w:tcPr>
           <w:p>
             <w:r>
@@ -4152,9 +4286,16 @@
     </w:p>
     <w:tbl>
       <w:tblPr>
-        <w:tblStyle w:val="TableGrid"/>
         <w:tblW w:type="auto" w:w="0"/>
         <w:tblLook w:firstColumn="1" w:firstRow="1" w:lastColumn="0" w:lastRow="0" w:noHBand="0" w:noVBand="1" w:val="04A0"/>
+        <w:tblBorders>
+          <w:top w:val="single" w:sz="8"/>
+          <w:left w:val="none"/>
+          <w:bottom w:val="single" w:sz="8"/>
+          <w:right w:val="none"/>
+          <w:insideH w:val="none"/>
+          <w:insideV w:val="none"/>
+        </w:tblBorders>
       </w:tblPr>
       <w:tblGrid>
         <w:gridCol w:w="2412"/>
@@ -4166,6 +4307,9 @@
         <w:tc>
           <w:tcPr>
             <w:tcW w:type="dxa" w:w="2412"/>
+            <w:tcBorders>
+              <w:bottom w:val="single" w:sz="8"/>
+            </w:tcBorders>
           </w:tcPr>
           <w:p>
             <w:r>
@@ -4176,6 +4320,9 @@
         <w:tc>
           <w:tcPr>
             <w:tcW w:type="dxa" w:w="2412"/>
+            <w:tcBorders>
+              <w:bottom w:val="single" w:sz="8"/>
+            </w:tcBorders>
           </w:tcPr>
           <w:p>
             <w:r>
@@ -4186,6 +4333,9 @@
         <w:tc>
           <w:tcPr>
             <w:tcW w:type="dxa" w:w="2412"/>
+            <w:tcBorders>
+              <w:bottom w:val="single" w:sz="8"/>
+            </w:tcBorders>
           </w:tcPr>
           <w:p>
             <w:r>
@@ -4196,6 +4346,9 @@
         <w:tc>
           <w:tcPr>
             <w:tcW w:type="dxa" w:w="2412"/>
+            <w:tcBorders>
+              <w:bottom w:val="single" w:sz="8"/>
+            </w:tcBorders>
           </w:tcPr>
           <w:p>
             <w:r>
@@ -6189,9 +6342,16 @@
     </w:p>
     <w:tbl>
       <w:tblPr>
-        <w:tblStyle w:val="TableGrid"/>
         <w:tblW w:type="auto" w:w="0"/>
         <w:tblLook w:firstColumn="1" w:firstRow="1" w:lastColumn="0" w:lastRow="0" w:noHBand="0" w:noVBand="1" w:val="04A0"/>
+        <w:tblBorders>
+          <w:top w:val="single" w:sz="8"/>
+          <w:left w:val="none"/>
+          <w:bottom w:val="single" w:sz="8"/>
+          <w:right w:val="none"/>
+          <w:insideH w:val="none"/>
+          <w:insideV w:val="none"/>
+        </w:tblBorders>
       </w:tblPr>
       <w:tblGrid>
         <w:gridCol w:w="1608"/>
@@ -6205,6 +6365,9 @@
         <w:tc>
           <w:tcPr>
             <w:tcW w:type="dxa" w:w="1608"/>
+            <w:tcBorders>
+              <w:bottom w:val="single" w:sz="8"/>
+            </w:tcBorders>
           </w:tcPr>
           <w:p>
             <w:r>
@@ -6215,6 +6378,9 @@
         <w:tc>
           <w:tcPr>
             <w:tcW w:type="dxa" w:w="1608"/>
+            <w:tcBorders>
+              <w:bottom w:val="single" w:sz="8"/>
+            </w:tcBorders>
           </w:tcPr>
           <w:p>
             <w:r>
@@ -6225,6 +6391,9 @@
         <w:tc>
           <w:tcPr>
             <w:tcW w:type="dxa" w:w="1608"/>
+            <w:tcBorders>
+              <w:bottom w:val="single" w:sz="8"/>
+            </w:tcBorders>
           </w:tcPr>
           <w:p>
             <w:r>
@@ -6235,6 +6404,9 @@
         <w:tc>
           <w:tcPr>
             <w:tcW w:type="dxa" w:w="1608"/>
+            <w:tcBorders>
+              <w:bottom w:val="single" w:sz="8"/>
+            </w:tcBorders>
           </w:tcPr>
           <w:p>
             <w:r>
@@ -6245,6 +6417,9 @@
         <w:tc>
           <w:tcPr>
             <w:tcW w:type="dxa" w:w="1608"/>
+            <w:tcBorders>
+              <w:bottom w:val="single" w:sz="8"/>
+            </w:tcBorders>
           </w:tcPr>
           <w:p>
             <w:r>
@@ -6255,6 +6430,9 @@
         <w:tc>
           <w:tcPr>
             <w:tcW w:type="dxa" w:w="1608"/>
+            <w:tcBorders>
+              <w:bottom w:val="single" w:sz="8"/>
+            </w:tcBorders>
           </w:tcPr>
           <w:p>
             <w:r>
@@ -7280,7 +7458,7 @@
     <w:rPr>
       <w:rFonts w:ascii="Times New Roman" w:hAnsi="Times New Roman" w:eastAsia="Times New Roman"/>
       <w:b w:val="0"/>
-      <w:sz w:val="20"/>
+      <w:sz w:val="24"/>
     </w:rPr>
   </w:style>
   <w:style w:type="paragraph" w:styleId="Header">
@@ -7370,7 +7548,7 @@
       <w:b/>
       <w:bCs/>
       <w:color w:val="4F81BD" w:themeColor="accent1"/>
-      <w:sz w:val="22"/>
+      <w:sz w:val="24"/>
       <w:szCs w:val="26"/>
     </w:rPr>
   </w:style>
